--- a/public/resume/generated/rahul-mitra-general-2026-07.docx
+++ b/public/resume/generated/rahul-mitra-general-2026-07.docx
@@ -138,7 +138,7 @@
         <w:rPr>
           <w:sz w:val="17"/>
         </w:rPr>
-        <w:t>- Ranked 1st of 24 students in 3D Computer Vision (AY2025/26 Semester 2), earning the NUS School of Computing Certificate of Outstanding Performance.</w:t>
+        <w:t>- Ranked 1st of 24 students in 3D Computer Vision (AY25/26 Sem 2), earning the School of Computing Certificate of Outstanding Performance.</w:t>
       </w:r>
     </w:p>
     <w:p>

--- a/public/resume/generated/rahul-mitra-general-2026-07.docx
+++ b/public/resume/generated/rahul-mitra-general-2026-07.docx
@@ -506,7 +506,7 @@
           <w:color w:val="111827"/>
           <w:sz w:val="18"/>
         </w:rPr>
-        <w:t xml:space="preserve">Maritime Deficiency Severity Forecasting - Maritime Hackathon 2025 (Team Lead) - Hackathon</w:t>
+        <w:t xml:space="preserve">AsyncDDGS - Open-Source Search Client - PyPI library</w:t>
       </w:r>
       <w:r>
         <w:rPr>
@@ -515,7 +515,7 @@
           <w:sz w:val="18"/>
         </w:rPr>
         <w:tab/>
-        <w:t xml:space="preserve">2025</w:t>
+        <w:t xml:space="preserve">2024 - Present</w:t>
       </w:r>
     </w:p>
     <w:p>
@@ -527,7 +527,81 @@
         <w:rPr>
           <w:sz w:val="17"/>
         </w:rPr>
-        <w:t xml:space="preserve">- Led model training for a maritime-inspection NLP system, fine-tuning a 109M-parameter BERT with additional DNN layers, gradient clipping, and hyperparameter optimization on the ASPIRE 2A supercomputer to forecast inspection deficiency severity.</w:t>
+        <w:t xml:space="preserve">- Authored and maintain an asyncio-first, aiohttp-based DuckDuckGo client published on PyPI with pytest CI/CD, adopted across AI tooling, Discord bots, and search projects.</w:t>
+      </w:r>
+    </w:p>
+    <w:p>
+      <w:pPr>
+        <w:tabs>
+          <w:tab w:pos="9576" w:val="right"/>
+        </w:tabs>
+        <w:spacing w:before="36" w:after="0"/>
+      </w:pPr>
+      <w:r>
+        <w:rPr>
+          <w:b/>
+          <w:color w:val="111827"/>
+          <w:sz w:val="18"/>
+        </w:rPr>
+        <w:t xml:space="preserve">OnTheSpectrum - Codex &amp; Blender MCP 3D Pipeline - Personal</w:t>
+      </w:r>
+      <w:r>
+        <w:rPr>
+          <w:b/>
+          <w:color w:val="374151"/>
+          <w:sz w:val="18"/>
+        </w:rPr>
+        <w:tab/>
+        <w:t xml:space="preserve">May 2026</w:t>
+      </w:r>
+    </w:p>
+    <w:p>
+      <w:pPr>
+        <w:spacing w:after="7" w:line="240" w:lineRule="auto"/>
+        <w:ind w:left="230" w:hanging="173"/>
+      </w:pPr>
+      <w:r>
+        <w:rPr>
+          <w:sz w:val="17"/>
+        </w:rPr>
+        <w:t xml:space="preserve">- Built a local-first Blender-to-Three.js asset pipeline using Codex and Blender MCP, generating GLB assets, metadata, previews, playable-world QA, and Remotion video workflows.</w:t>
+      </w:r>
+    </w:p>
+    <w:p>
+      <w:pPr>
+        <w:tabs>
+          <w:tab w:pos="9576" w:val="right"/>
+        </w:tabs>
+        <w:spacing w:before="36" w:after="0"/>
+      </w:pPr>
+      <w:r>
+        <w:rPr>
+          <w:b/>
+          <w:color w:val="111827"/>
+          <w:sz w:val="18"/>
+        </w:rPr>
+        <w:t xml:space="preserve">Arcane Security Tooling Family - Personal</w:t>
+      </w:r>
+      <w:r>
+        <w:rPr>
+          <w:b/>
+          <w:color w:val="374151"/>
+          <w:sz w:val="18"/>
+        </w:rPr>
+        <w:tab/>
+        <w:t xml:space="preserve">Mar 2026</w:t>
+      </w:r>
+    </w:p>
+    <w:p>
+      <w:pPr>
+        <w:spacing w:after="7" w:line="240" w:lineRule="auto"/>
+        <w:ind w:left="230" w:hanging="173"/>
+      </w:pPr>
+      <w:r>
+        <w:rPr>
+          <w:sz w:val="17"/>
+        </w:rPr>
+        <w:t xml:space="preserve">- Built Rust-forward security and red-team tooling (Arcane, Arcane-PP, Arcane-GLM, Arcane-OCR) for automation, OCR, and adversarial workflows.</w:t>
       </w:r>
     </w:p>
     <w:p>
@@ -580,7 +654,7 @@
           <w:color w:val="111827"/>
           <w:sz w:val="18"/>
         </w:rPr>
-        <w:t xml:space="preserve">AsyncDDGS - Open-Source Search Client - PyPI library</w:t>
+        <w:t xml:space="preserve">Maritime Deficiency Severity Forecasting - Maritime Hackathon 2025 (Team Lead) - Hackathon</w:t>
       </w:r>
       <w:r>
         <w:rPr>
@@ -589,7 +663,7 @@
           <w:sz w:val="18"/>
         </w:rPr>
         <w:tab/>
-        <w:t xml:space="preserve">2024 - Present</w:t>
+        <w:t xml:space="preserve">2025</w:t>
       </w:r>
     </w:p>
     <w:p>
@@ -601,7 +675,7 @@
         <w:rPr>
           <w:sz w:val="17"/>
         </w:rPr>
-        <w:t xml:space="preserve">- Authored and maintain an asyncio-first, aiohttp-based DuckDuckGo client published on PyPI with pytest CI/CD, adopted across AI tooling, Discord bots, and search projects.</w:t>
+        <w:t xml:space="preserve">- Led model training for a maritime-inspection NLP system, fine-tuning a 109M-parameter BERT with additional DNN layers, gradient clipping, and hyperparameter optimization on the ASPIRE 2A supercomputer to forecast inspection deficiency severity.</w:t>
       </w:r>
     </w:p>
     <w:p>
@@ -765,43 +839,6 @@
           <w:color w:val="111827"/>
           <w:sz w:val="18"/>
         </w:rPr>
-        <w:t xml:space="preserve">OnTheSpectrum - Codex &amp; Blender MCP 3D Pipeline - Personal</w:t>
-      </w:r>
-      <w:r>
-        <w:rPr>
-          <w:b/>
-          <w:color w:val="374151"/>
-          <w:sz w:val="18"/>
-        </w:rPr>
-        <w:tab/>
-        <w:t xml:space="preserve">May 2026</w:t>
-      </w:r>
-    </w:p>
-    <w:p>
-      <w:pPr>
-        <w:spacing w:after="7" w:line="240" w:lineRule="auto"/>
-        <w:ind w:left="230" w:hanging="173"/>
-      </w:pPr>
-      <w:r>
-        <w:rPr>
-          <w:sz w:val="17"/>
-        </w:rPr>
-        <w:t xml:space="preserve">- Built a local-first Blender-to-Three.js asset pipeline using Codex and Blender MCP, generating GLB assets, metadata, previews, playable-world QA, and Remotion video workflows.</w:t>
-      </w:r>
-    </w:p>
-    <w:p>
-      <w:pPr>
-        <w:tabs>
-          <w:tab w:pos="9576" w:val="right"/>
-        </w:tabs>
-        <w:spacing w:before="36" w:after="0"/>
-      </w:pPr>
-      <w:r>
-        <w:rPr>
-          <w:b/>
-          <w:color w:val="111827"/>
-          <w:sz w:val="18"/>
-        </w:rPr>
         <w:t xml:space="preserve">IE2110 Operations Research Graph Optimization - Coursework</w:t>
       </w:r>
       <w:r>
@@ -824,43 +861,6 @@
           <w:sz w:val="17"/>
         </w:rPr>
         <w:t xml:space="preserve">- Built LP, network-flow, and nonlinear programming models, including a Jupyter SSSP/APSP (Dijkstra) graph optimization for decision support.</w:t>
-      </w:r>
-    </w:p>
-    <w:p>
-      <w:pPr>
-        <w:tabs>
-          <w:tab w:pos="9576" w:val="right"/>
-        </w:tabs>
-        <w:spacing w:before="36" w:after="0"/>
-      </w:pPr>
-      <w:r>
-        <w:rPr>
-          <w:b/>
-          <w:color w:val="111827"/>
-          <w:sz w:val="18"/>
-        </w:rPr>
-        <w:t xml:space="preserve">Arcane Security Tooling Family - Personal</w:t>
-      </w:r>
-      <w:r>
-        <w:rPr>
-          <w:b/>
-          <w:color w:val="374151"/>
-          <w:sz w:val="18"/>
-        </w:rPr>
-        <w:tab/>
-        <w:t xml:space="preserve">Mar 2026</w:t>
-      </w:r>
-    </w:p>
-    <w:p>
-      <w:pPr>
-        <w:spacing w:after="7" w:line="240" w:lineRule="auto"/>
-        <w:ind w:left="230" w:hanging="173"/>
-      </w:pPr>
-      <w:r>
-        <w:rPr>
-          <w:sz w:val="17"/>
-        </w:rPr>
-        <w:t xml:space="preserve">- Built Rust-forward security and red-team tooling (Arcane, Arcane-PP, Arcane-GLM, Arcane-OCR) for automation, OCR, and adversarial workflows.</w:t>
       </w:r>
     </w:p>
     <w:p>
